--- a/conference-template-letter.docx
+++ b/conference-template-letter.docx
@@ -248,7 +248,10 @@
         <w:t xml:space="preserve">During routine assessment of balance-impaired patients, </w:t>
       </w:r>
       <w:r>
-        <w:t>the Balance Error Scoring System (BESS) is frequently used as a benchmark method of assessing performance on balance tests. BESS counts the number of errors the patient commits during a balance test. The errors are the following:</w:t>
+        <w:t xml:space="preserve">the Balance Error Scoring System (BESS) is frequently used as a benchmark method of assessing performance on balance tests. BESS counts the number of errors the patient commits during a balance test. The </w:t>
+      </w:r>
+      <w:r>
+        <w:t>test consists of 3 stages, each timed for 20 seconds. The stages are:</w:t>
       </w:r>
     </w:p>
     <w:p>
@@ -256,9 +259,55 @@
         <w:pStyle w:val="BodyText"/>
         <w:numPr>
           <w:ilvl w:val="0"/>
-          <w:numId w:val="25"/>
+          <w:numId w:val="26"/>
         </w:numPr>
       </w:pPr>
+      <w:r>
+        <w:t>Stand with feet together, hands on hips, with eyes closed.</w:t>
+      </w:r>
+    </w:p>
+    <w:p>
+      <w:pPr>
+        <w:pStyle w:val="BodyText"/>
+        <w:numPr>
+          <w:ilvl w:val="0"/>
+          <w:numId w:val="26"/>
+        </w:numPr>
+      </w:pPr>
+      <w:r>
+        <w:t>Stand on the non-dominant leg, with the dominant leg raised at 45 degrees at hip, with knee rotated 90 degrees, with hands on hips and eyes closed.</w:t>
+      </w:r>
+    </w:p>
+    <w:p>
+      <w:pPr>
+        <w:pStyle w:val="BodyText"/>
+        <w:numPr>
+          <w:ilvl w:val="0"/>
+          <w:numId w:val="26"/>
+        </w:numPr>
+      </w:pPr>
+      <w:r>
+        <w:t>Stand with the toes of the non-dominant leg touching the heel of the dominant leg. With hands at hips and eyes closed.</w:t>
+      </w:r>
+    </w:p>
+    <w:p>
+      <w:pPr>
+        <w:pStyle w:val="BodyText"/>
+        <w:ind w:firstLine="0pt"/>
+      </w:pPr>
+      <w:r>
+        <w:t>The possible errors include: opening eyes at any time; staying out of the pose for over 5 seconds; swaying; etc. During the test, the number of each error as well as the duration of the error are recorded, and at the end, the score is totaled as the final output of the test.</w:t>
+      </w:r>
+    </w:p>
+    <w:p>
+      <w:pPr>
+        <w:pStyle w:val="BodyText"/>
+        <w:ind w:firstLine="0pt"/>
+      </w:pPr>
+      <w:r>
+        <w:tab/>
+        <w:t xml:space="preserve">A problem with administering the BESS test is that errors can be hard to keep track of simultaneously, and durations may overlap, or some physicians may consider some swaying as significant, while other physicians may not consider it significant. This is the motivation behind automating the BESS test to minimize variability in interpretation and to make the </w:t>
+      </w:r>
     </w:p>
     <w:p>
       <w:pPr>
@@ -474,7 +523,11 @@
       </w:r>
       <w:proofErr w:type="spellEnd"/>
       <w:r>
-        <w:t xml:space="preserve"> per square meter”, not “</w:t>
+        <w:t xml:space="preserve"> per square meter”, not </w:t>
+      </w:r>
+      <w:r>
+        <w:lastRenderedPageBreak/>
+        <w:t>“</w:t>
       </w:r>
       <w:proofErr w:type="spellStart"/>
       <w:r>
@@ -538,11 +591,7 @@
         </w:rPr>
       </w:pPr>
       <w:r>
-        <w:t xml:space="preserve">Number equations consecutively. Equation numbers, within parentheses, are to position flush right, as in (1), using a right tab stop. To make your equations more compact, you may use the solidus ( / ), the exp function, or appropriate exponents. Italicize Roman symbols for quantities and variables, but not Greek symbols. Use a long dash rather than a hyphen for a minus sign. </w:t>
-      </w:r>
-      <w:r>
-        <w:lastRenderedPageBreak/>
-        <w:t>Punctuate equations with commas or periods when they are part of a sentence, as in</w:t>
+        <w:t>Number equations consecutively. Equation numbers, within parentheses, are to position flush right, as in (1), using a right tab stop. To make your equations more compact, you may use the solidus ( / ), the exp function, or appropriate exponents. Italicize Roman symbols for quantities and variables, but not Greek symbols. Use a long dash rather than a hyphen for a minus sign. Punctuate equations with commas or periods when they are part of a sentence, as in</w:t>
       </w:r>
       <w:r>
         <w:rPr>
@@ -764,10 +813,7 @@
         <w:pStyle w:val="BodyText"/>
       </w:pPr>
       <w:r>
-        <w:t xml:space="preserve">After the text edit has been completed, the paper is ready for the template. Duplicate the template file by using the Save As command, and use the naming convention prescribed by your conference for the name of your paper. In this newly created file, highlight all of the contents and import your prepared text file. </w:t>
-      </w:r>
-      <w:r>
-        <w:t>You are now ready to style your paper; use the scroll down window on the left of the MS Word Formatting toolbar.</w:t>
+        <w:t>After the text edit has been completed, the paper is ready for the template. Duplicate the template file by using the Save As command, and use the naming convention prescribed by your conference for the name of your paper. In this newly created file, highlight all of the contents and import your prepared text file. You are now ready to style your paper; use the scroll down window on the left of the MS Word Formatting toolbar.</w:t>
       </w:r>
     </w:p>
     <w:p>
@@ -1020,7 +1066,11 @@
         <w:pStyle w:val="BodyText"/>
       </w:pPr>
       <w:r>
-        <w:t>Text heads organize the topics on a relational, hierarchical basis. For example, the paper title is the primary text head because all subsequent material relates and elaborates on this one topic. If there are two or more sub-topics, the next level head (uppercase Roman numerals) should be used and, conversely, if there are not at least two sub-topics, then no subheads should be introduced. Styles named “Heading 1”, “Heading 2”, “Heading 3”, and “Heading 4” are prescribed.</w:t>
+        <w:t xml:space="preserve">Text heads organize the topics on a relational, hierarchical basis. For example, the paper title is the primary text head </w:t>
+      </w:r>
+      <w:r>
+        <w:lastRenderedPageBreak/>
+        <w:t>because all subsequent material relates and elaborates on this one topic. If there are two or more sub-topics, the next level head (uppercase Roman numerals) should be used and, conversely, if there are not at least two sub-topics, then no subheads should be introduced. Styles named “Heading 1”, “Heading 2”, “Heading 3”, and “Heading 4” are prescribed.</w:t>
       </w:r>
     </w:p>
     <w:p>
@@ -1095,7 +1145,6 @@
               <w:pStyle w:val="tablecolhead"/>
             </w:pPr>
             <w:r>
-              <w:lastRenderedPageBreak/>
               <w:t>Table Head</w:t>
             </w:r>
           </w:p>
@@ -1468,7 +1517,10 @@
         <w:t>The preferred spelling of the word “acknowledgment” in America is without an “e” after the “g</w:t>
       </w:r>
       <w:r>
-        <w:t>”. Avoid the stilted expression “</w:t>
+        <w:t xml:space="preserve">”. Avoid the stilted </w:t>
+      </w:r>
+      <w:r>
+        <w:t>expression “</w:t>
       </w:r>
       <w:proofErr w:type="spellStart"/>
       <w:r>
@@ -1534,10 +1586,7 @@
         <w:pStyle w:val="BodyText"/>
       </w:pPr>
       <w:r>
-        <w:t xml:space="preserve">The template will number citations consecutively within brackets [1]. The sentence punctuation follows the bracket [2]. Refer simply to the reference number, as in [3]—do not use </w:t>
-      </w:r>
-      <w:r>
-        <w:t>“Ref. [3]” or “reference [3]” except at the beginning of a sentence: “Reference [3] was the first</w:t>
+        <w:t>The template will number citations consecutively within brackets [1]. The sentence punctuation follows the bracket [2]. Refer simply to the reference number, as in [3]—do not use “Ref. [3]” or “reference [3]” except at the beginning of a sentence: “Reference [3] was the first</w:t>
       </w:r>
       <w:r>
         <w:rPr>
@@ -2153,6 +2202,95 @@
     </w:lvl>
   </w:abstractNum>
   <w:abstractNum w:abstractNumId="11" w15:restartNumberingAfterBreak="0">
+    <w:nsid w:val="013A2C09"/>
+    <w:multiLevelType w:val="hybridMultilevel"/>
+    <w:tmpl w:val="2C1C76FE"/>
+    <w:lvl w:ilvl="0" w:tplc="677C7378">
+      <w:start w:val="1"/>
+      <w:numFmt w:val="decimal"/>
+      <w:lvlText w:val="%1."/>
+      <w:lvlJc w:val="start"/>
+      <w:pPr>
+        <w:ind w:start="32.40pt" w:hanging="18pt"/>
+      </w:pPr>
+      <w:rPr>
+        <w:rFonts w:hint="default"/>
+      </w:rPr>
+    </w:lvl>
+    <w:lvl w:ilvl="1" w:tplc="04090019">
+      <w:start w:val="1"/>
+      <w:numFmt w:val="lowerLetter"/>
+      <w:lvlText w:val="%2."/>
+      <w:lvlJc w:val="start"/>
+      <w:pPr>
+        <w:ind w:start="68.40pt" w:hanging="18pt"/>
+      </w:pPr>
+    </w:lvl>
+    <w:lvl w:ilvl="2" w:tplc="0409001B" w:tentative="1">
+      <w:start w:val="1"/>
+      <w:numFmt w:val="lowerRoman"/>
+      <w:lvlText w:val="%3."/>
+      <w:lvlJc w:val="end"/>
+      <w:pPr>
+        <w:ind w:start="104.40pt" w:hanging="9pt"/>
+      </w:pPr>
+    </w:lvl>
+    <w:lvl w:ilvl="3" w:tplc="0409000F" w:tentative="1">
+      <w:start w:val="1"/>
+      <w:numFmt w:val="decimal"/>
+      <w:lvlText w:val="%4."/>
+      <w:lvlJc w:val="start"/>
+      <w:pPr>
+        <w:ind w:start="140.40pt" w:hanging="18pt"/>
+      </w:pPr>
+    </w:lvl>
+    <w:lvl w:ilvl="4" w:tplc="04090019" w:tentative="1">
+      <w:start w:val="1"/>
+      <w:numFmt w:val="lowerLetter"/>
+      <w:lvlText w:val="%5."/>
+      <w:lvlJc w:val="start"/>
+      <w:pPr>
+        <w:ind w:start="176.40pt" w:hanging="18pt"/>
+      </w:pPr>
+    </w:lvl>
+    <w:lvl w:ilvl="5" w:tplc="0409001B" w:tentative="1">
+      <w:start w:val="1"/>
+      <w:numFmt w:val="lowerRoman"/>
+      <w:lvlText w:val="%6."/>
+      <w:lvlJc w:val="end"/>
+      <w:pPr>
+        <w:ind w:start="212.40pt" w:hanging="9pt"/>
+      </w:pPr>
+    </w:lvl>
+    <w:lvl w:ilvl="6" w:tplc="0409000F" w:tentative="1">
+      <w:start w:val="1"/>
+      <w:numFmt w:val="decimal"/>
+      <w:lvlText w:val="%7."/>
+      <w:lvlJc w:val="start"/>
+      <w:pPr>
+        <w:ind w:start="248.40pt" w:hanging="18pt"/>
+      </w:pPr>
+    </w:lvl>
+    <w:lvl w:ilvl="7" w:tplc="04090019" w:tentative="1">
+      <w:start w:val="1"/>
+      <w:numFmt w:val="lowerLetter"/>
+      <w:lvlText w:val="%8."/>
+      <w:lvlJc w:val="start"/>
+      <w:pPr>
+        <w:ind w:start="284.40pt" w:hanging="18pt"/>
+      </w:pPr>
+    </w:lvl>
+    <w:lvl w:ilvl="8" w:tplc="0409001B" w:tentative="1">
+      <w:start w:val="1"/>
+      <w:numFmt w:val="lowerRoman"/>
+      <w:lvlText w:val="%9."/>
+      <w:lvlJc w:val="end"/>
+      <w:pPr>
+        <w:ind w:start="320.40pt" w:hanging="9pt"/>
+      </w:pPr>
+    </w:lvl>
+  </w:abstractNum>
+  <w:abstractNum w:abstractNumId="12" w15:restartNumberingAfterBreak="0">
     <w:nsid w:val="1E177E97"/>
     <w:multiLevelType w:val="hybridMultilevel"/>
     <w:tmpl w:val="A6463BCE"/>
@@ -2238,7 +2376,7 @@
       </w:pPr>
     </w:lvl>
   </w:abstractNum>
-  <w:abstractNum w:abstractNumId="12" w15:restartNumberingAfterBreak="0">
+  <w:abstractNum w:abstractNumId="13" w15:restartNumberingAfterBreak="0">
     <w:nsid w:val="20AF0333"/>
     <w:multiLevelType w:val="hybridMultilevel"/>
     <w:tmpl w:val="CB0E7F4E"/>
@@ -2380,7 +2518,7 @@
       </w:rPr>
     </w:lvl>
   </w:abstractNum>
-  <w:abstractNum w:abstractNumId="13" w15:restartNumberingAfterBreak="0">
+  <w:abstractNum w:abstractNumId="14" w15:restartNumberingAfterBreak="0">
     <w:nsid w:val="26FE1FCF"/>
     <w:multiLevelType w:val="hybridMultilevel"/>
     <w:tmpl w:val="33826962"/>
@@ -2541,7 +2679,7 @@
       </w:rPr>
     </w:lvl>
   </w:abstractNum>
-  <w:abstractNum w:abstractNumId="14" w15:restartNumberingAfterBreak="0">
+  <w:abstractNum w:abstractNumId="15" w15:restartNumberingAfterBreak="0">
     <w:nsid w:val="2E4243A1"/>
     <w:multiLevelType w:val="hybridMultilevel"/>
     <w:tmpl w:val="8112EDC0"/>
@@ -2654,7 +2792,7 @@
       </w:rPr>
     </w:lvl>
   </w:abstractNum>
-  <w:abstractNum w:abstractNumId="15" w15:restartNumberingAfterBreak="0">
+  <w:abstractNum w:abstractNumId="16" w15:restartNumberingAfterBreak="0">
     <w:nsid w:val="37660336"/>
     <w:multiLevelType w:val="hybridMultilevel"/>
     <w:tmpl w:val="754EAC84"/>
@@ -2795,7 +2933,7 @@
       </w:rPr>
     </w:lvl>
   </w:abstractNum>
-  <w:abstractNum w:abstractNumId="16" w15:restartNumberingAfterBreak="0">
+  <w:abstractNum w:abstractNumId="17" w15:restartNumberingAfterBreak="0">
     <w:nsid w:val="39E54FC6"/>
     <w:multiLevelType w:val="singleLevel"/>
     <w:tmpl w:val="5B7288D4"/>
@@ -2815,7 +2953,7 @@
       </w:rPr>
     </w:lvl>
   </w:abstractNum>
-  <w:abstractNum w:abstractNumId="17" w15:restartNumberingAfterBreak="0">
+  <w:abstractNum w:abstractNumId="18" w15:restartNumberingAfterBreak="0">
     <w:nsid w:val="4189603E"/>
     <w:multiLevelType w:val="multilevel"/>
     <w:tmpl w:val="0AB06E12"/>
@@ -3022,7 +3160,7 @@
       </w:rPr>
     </w:lvl>
   </w:abstractNum>
-  <w:abstractNum w:abstractNumId="18" w15:restartNumberingAfterBreak="0">
+  <w:abstractNum w:abstractNumId="19" w15:restartNumberingAfterBreak="0">
     <w:nsid w:val="493C3F76"/>
     <w:multiLevelType w:val="hybridMultilevel"/>
     <w:tmpl w:val="9A9E418C"/>
@@ -3133,7 +3271,7 @@
       </w:pPr>
     </w:lvl>
   </w:abstractNum>
-  <w:abstractNum w:abstractNumId="19" w15:restartNumberingAfterBreak="0">
+  <w:abstractNum w:abstractNumId="20" w15:restartNumberingAfterBreak="0">
     <w:nsid w:val="52CA544A"/>
     <w:multiLevelType w:val="singleLevel"/>
     <w:tmpl w:val="AED6D67E"/>
@@ -3160,7 +3298,7 @@
       </w:rPr>
     </w:lvl>
   </w:abstractNum>
-  <w:abstractNum w:abstractNumId="20" w15:restartNumberingAfterBreak="0">
+  <w:abstractNum w:abstractNumId="21" w15:restartNumberingAfterBreak="0">
     <w:nsid w:val="6C402C58"/>
     <w:multiLevelType w:val="hybridMultilevel"/>
     <w:tmpl w:val="9A1CA078"/>
@@ -3305,7 +3443,7 @@
       </w:rPr>
     </w:lvl>
   </w:abstractNum>
-  <w:abstractNum w:abstractNumId="21" w15:restartNumberingAfterBreak="0">
+  <w:abstractNum w:abstractNumId="22" w15:restartNumberingAfterBreak="0">
     <w:nsid w:val="6CD32DA8"/>
     <w:multiLevelType w:val="singleLevel"/>
     <w:tmpl w:val="166470C2"/>
@@ -3332,40 +3470,40 @@
     </w:lvl>
   </w:abstractNum>
   <w:num w:numId="1" w16cid:durableId="278724989">
-    <w:abstractNumId w:val="15"/>
+    <w:abstractNumId w:val="16"/>
   </w:num>
   <w:num w:numId="2" w16cid:durableId="178352973">
+    <w:abstractNumId w:val="21"/>
+  </w:num>
+  <w:num w:numId="3" w16cid:durableId="2003965891">
+    <w:abstractNumId w:val="14"/>
+  </w:num>
+  <w:num w:numId="4" w16cid:durableId="42410626">
+    <w:abstractNumId w:val="18"/>
+  </w:num>
+  <w:num w:numId="5" w16cid:durableId="584804745">
+    <w:abstractNumId w:val="18"/>
+  </w:num>
+  <w:num w:numId="6" w16cid:durableId="969087677">
+    <w:abstractNumId w:val="18"/>
+  </w:num>
+  <w:num w:numId="7" w16cid:durableId="1085226535">
+    <w:abstractNumId w:val="18"/>
+  </w:num>
+  <w:num w:numId="8" w16cid:durableId="1617132880">
     <w:abstractNumId w:val="20"/>
   </w:num>
-  <w:num w:numId="3" w16cid:durableId="2003965891">
+  <w:num w:numId="9" w16cid:durableId="1275163839">
+    <w:abstractNumId w:val="22"/>
+  </w:num>
+  <w:num w:numId="10" w16cid:durableId="1756048636">
+    <w:abstractNumId w:val="17"/>
+  </w:num>
+  <w:num w:numId="11" w16cid:durableId="990985610">
     <w:abstractNumId w:val="13"/>
   </w:num>
-  <w:num w:numId="4" w16cid:durableId="42410626">
-    <w:abstractNumId w:val="17"/>
-  </w:num>
-  <w:num w:numId="5" w16cid:durableId="584804745">
-    <w:abstractNumId w:val="17"/>
-  </w:num>
-  <w:num w:numId="6" w16cid:durableId="969087677">
-    <w:abstractNumId w:val="17"/>
-  </w:num>
-  <w:num w:numId="7" w16cid:durableId="1085226535">
-    <w:abstractNumId w:val="17"/>
-  </w:num>
-  <w:num w:numId="8" w16cid:durableId="1617132880">
-    <w:abstractNumId w:val="19"/>
-  </w:num>
-  <w:num w:numId="9" w16cid:durableId="1275163839">
-    <w:abstractNumId w:val="21"/>
-  </w:num>
-  <w:num w:numId="10" w16cid:durableId="1756048636">
-    <w:abstractNumId w:val="16"/>
-  </w:num>
-  <w:num w:numId="11" w16cid:durableId="990985610">
+  <w:num w:numId="12" w16cid:durableId="851140370">
     <w:abstractNumId w:val="12"/>
-  </w:num>
-  <w:num w:numId="12" w16cid:durableId="851140370">
-    <w:abstractNumId w:val="11"/>
   </w:num>
   <w:num w:numId="13" w16cid:durableId="804010750">
     <w:abstractNumId w:val="0"/>
@@ -3401,10 +3539,13 @@
     <w:abstractNumId w:val="1"/>
   </w:num>
   <w:num w:numId="24" w16cid:durableId="258608300">
-    <w:abstractNumId w:val="18"/>
+    <w:abstractNumId w:val="19"/>
   </w:num>
   <w:num w:numId="25" w16cid:durableId="1751193031">
-    <w:abstractNumId w:val="14"/>
+    <w:abstractNumId w:val="15"/>
+  </w:num>
+  <w:num w:numId="26" w16cid:durableId="1496800980">
+    <w:abstractNumId w:val="11"/>
   </w:num>
 </w:numbering>
 </file>
